--- a/output/인계인수서_CP-2026-0009.docx
+++ b/output/인계인수서_CP-2026-0009.docx
@@ -335,7 +335,7 @@
                 <w:sz w:val="18"/>
                 <w:szCs w:val="18"/>
               </w:rPr>
-              <w:t xml:space="preserve"/>
+              <w:t xml:space="preserve">CT-2026-0002</w:t>
             </w:r>
           </w:p>
         </w:tc>
@@ -457,7 +457,7 @@
                 <w:sz w:val="18"/>
                 <w:szCs w:val="18"/>
               </w:rPr>
-              <w:t xml:space="preserve">        .     .     .</w:t>
+              <w:t xml:space="preserve">2025.12.30</w:t>
             </w:r>
           </w:p>
         </w:tc>
@@ -894,7 +894,7 @@
                 <w:sz w:val="18"/>
                 <w:szCs w:val="18"/>
               </w:rPr>
-              <w:t xml:space="preserve"/>
+              <w:t xml:space="preserve">클라우드 SDDC (VMware Cloud Foundation 5)</w:t>
             </w:r>
           </w:p>
         </w:tc>
@@ -923,7 +923,7 @@
                 <w:sz w:val="18"/>
                 <w:szCs w:val="18"/>
               </w:rPr>
-              <w:t xml:space="preserve"/>
+              <w:t xml:space="preserve">VMware Cloud Foundation 5 (CMP: Aria) / 1</w:t>
             </w:r>
           </w:p>
         </w:tc>
@@ -952,7 +952,7 @@
                 <w:sz w:val="18"/>
                 <w:szCs w:val="18"/>
               </w:rPr>
-              <w:t xml:space="preserve"/>
+              <w:t xml:space="preserve">아산 이노베이션 스퀘어</w:t>
             </w:r>
           </w:p>
         </w:tc>
@@ -981,7 +981,7 @@
                 <w:sz w:val="18"/>
                 <w:szCs w:val="18"/>
               </w:rPr>
-              <w:t xml:space="preserve"/>
+              <w:t xml:space="preserve">AS-2026-0001</w:t>
             </w:r>
           </w:p>
         </w:tc>
@@ -1041,7 +1041,7 @@
                 <w:sz w:val="18"/>
                 <w:szCs w:val="18"/>
               </w:rPr>
-              <w:t xml:space="preserve"/>
+              <w:t xml:space="preserve">SDDC 스토리지</w:t>
             </w:r>
           </w:p>
         </w:tc>
@@ -1070,7 +1070,7 @@
                 <w:sz w:val="18"/>
                 <w:szCs w:val="18"/>
               </w:rPr>
-              <w:t xml:space="preserve"/>
+              <w:t xml:space="preserve">VSP E590H / 1</w:t>
             </w:r>
           </w:p>
         </w:tc>
@@ -1099,7 +1099,7 @@
                 <w:sz w:val="18"/>
                 <w:szCs w:val="18"/>
               </w:rPr>
-              <w:t xml:space="preserve"/>
+              <w:t xml:space="preserve">아산 이노베이션 스퀘어</w:t>
             </w:r>
           </w:p>
         </w:tc>
@@ -1128,7 +1128,7 @@
                 <w:sz w:val="18"/>
                 <w:szCs w:val="18"/>
               </w:rPr>
-              <w:t xml:space="preserve"/>
+              <w:t xml:space="preserve">AS-2026-0002</w:t>
             </w:r>
           </w:p>
         </w:tc>
@@ -1188,7 +1188,7 @@
                 <w:sz w:val="18"/>
                 <w:szCs w:val="18"/>
               </w:rPr>
-              <w:t xml:space="preserve"/>
+              <w:t xml:space="preserve">GPU 서버</w:t>
             </w:r>
           </w:p>
         </w:tc>
@@ -1217,7 +1217,7 @@
                 <w:sz w:val="18"/>
                 <w:szCs w:val="18"/>
               </w:rPr>
-              <w:t xml:space="preserve"/>
+              <w:t xml:space="preserve">UCP HC HA820 G3 / 1</w:t>
             </w:r>
           </w:p>
         </w:tc>
@@ -1246,7 +1246,7 @@
                 <w:sz w:val="18"/>
                 <w:szCs w:val="18"/>
               </w:rPr>
-              <w:t xml:space="preserve"/>
+              <w:t xml:space="preserve">아산 이노베이션 스퀘어</w:t>
             </w:r>
           </w:p>
         </w:tc>
@@ -1275,7 +1275,7 @@
                 <w:sz w:val="18"/>
                 <w:szCs w:val="18"/>
               </w:rPr>
-              <w:t xml:space="preserve"/>
+              <w:t xml:space="preserve">AS-2026-0003</w:t>
             </w:r>
           </w:p>
         </w:tc>
@@ -1335,7 +1335,7 @@
                 <w:sz w:val="18"/>
                 <w:szCs w:val="18"/>
               </w:rPr>
-              <w:t xml:space="preserve"/>
+              <w:t xml:space="preserve">데이터 백업 서버</w:t>
             </w:r>
           </w:p>
         </w:tc>
@@ -1364,7 +1364,7 @@
                 <w:sz w:val="18"/>
                 <w:szCs w:val="18"/>
               </w:rPr>
-              <w:t xml:space="preserve"/>
+              <w:t xml:space="preserve">UCP HC HA820 G3 / 1</w:t>
             </w:r>
           </w:p>
         </w:tc>
@@ -1393,7 +1393,7 @@
                 <w:sz w:val="18"/>
                 <w:szCs w:val="18"/>
               </w:rPr>
-              <w:t xml:space="preserve"/>
+              <w:t xml:space="preserve">아산 이노베이션 스퀘어</w:t>
             </w:r>
           </w:p>
         </w:tc>
@@ -1422,7 +1422,7 @@
                 <w:sz w:val="18"/>
                 <w:szCs w:val="18"/>
               </w:rPr>
-              <w:t xml:space="preserve"/>
+              <w:t xml:space="preserve">AS-2026-0004</w:t>
             </w:r>
           </w:p>
         </w:tc>
@@ -1482,7 +1482,7 @@
                 <w:sz w:val="18"/>
                 <w:szCs w:val="18"/>
               </w:rPr>
-              <w:t xml:space="preserve"/>
+              <w:t xml:space="preserve">SDDC 보안 서버</w:t>
             </w:r>
           </w:p>
         </w:tc>
@@ -1511,7 +1511,7 @@
                 <w:sz w:val="18"/>
                 <w:szCs w:val="18"/>
               </w:rPr>
-              <w:t xml:space="preserve"/>
+              <w:t xml:space="preserve">UCP HC HA820 G3 / 1</w:t>
             </w:r>
           </w:p>
         </w:tc>
@@ -1540,7 +1540,7 @@
                 <w:sz w:val="18"/>
                 <w:szCs w:val="18"/>
               </w:rPr>
-              <w:t xml:space="preserve"/>
+              <w:t xml:space="preserve">아산 이노베이션 스퀘어</w:t>
             </w:r>
           </w:p>
         </w:tc>
@@ -1569,12 +1569,2234 @@
                 <w:sz w:val="18"/>
                 <w:szCs w:val="18"/>
               </w:rPr>
-              <w:t xml:space="preserve"/>
+              <w:t xml:space="preserve">AS-2026-0005</w:t>
+            </w:r>
+          </w:p>
+        </w:tc>
+      </w:tr>
+      <w:tr>
+        <w:tc>
+          <w:tcPr>
+            <w:tcW w:type="dxa" w:w="675"/>
+            <w:tcMar>
+              <w:top w:type="dxa" w:w="60"/>
+              <w:left w:type="dxa" w:w="90"/>
+              <w:bottom w:type="dxa" w:w="60"/>
+              <w:right w:type="dxa" w:w="90"/>
+            </w:tcMar>
+            <w:vAlign w:val="center"/>
+          </w:tcPr>
+          <w:p>
+            <w:pPr>
+              <w:spacing w:after="20" w:before="20"/>
+              <w:jc w:val="center"/>
+            </w:pPr>
+            <w:r>
+              <w:rPr>
+                <w:rFonts w:ascii="맑은 고딕" w:cs="맑은 고딕" w:eastAsia="맑은 고딕" w:hAnsi="맑은 고딕"/>
+                <w:b w:val="false"/>
+                <w:bCs w:val="false"/>
+                <w:color w:val="000000"/>
+                <w:sz w:val="18"/>
+                <w:szCs w:val="18"/>
+              </w:rPr>
+              <w:t xml:space="preserve">6</w:t>
+            </w:r>
+          </w:p>
+        </w:tc>
+        <w:tc>
+          <w:tcPr>
+            <w:tcW w:type="dxa" w:w="2892"/>
+            <w:tcMar>
+              <w:top w:type="dxa" w:w="60"/>
+              <w:left w:type="dxa" w:w="90"/>
+              <w:bottom w:type="dxa" w:w="60"/>
+              <w:right w:type="dxa" w:w="90"/>
+            </w:tcMar>
+            <w:vAlign w:val="center"/>
+          </w:tcPr>
+          <w:p>
+            <w:pPr>
+              <w:spacing w:after="20" w:before="20"/>
+              <w:jc w:val="left"/>
+            </w:pPr>
+            <w:r>
+              <w:rPr>
+                <w:rFonts w:ascii="맑은 고딕" w:cs="맑은 고딕" w:eastAsia="맑은 고딕" w:hAnsi="맑은 고딕"/>
+                <w:b w:val="false"/>
+                <w:bCs w:val="false"/>
+                <w:color w:val="000000"/>
+                <w:sz w:val="18"/>
+                <w:szCs w:val="18"/>
+              </w:rPr>
+              <w:t xml:space="preserve">NAS 컨트롤러</w:t>
+            </w:r>
+          </w:p>
+        </w:tc>
+        <w:tc>
+          <w:tcPr>
+            <w:tcW w:type="dxa" w:w="1928"/>
+            <w:tcMar>
+              <w:top w:type="dxa" w:w="60"/>
+              <w:left w:type="dxa" w:w="90"/>
+              <w:bottom w:type="dxa" w:w="60"/>
+              <w:right w:type="dxa" w:w="90"/>
+            </w:tcMar>
+            <w:vAlign w:val="center"/>
+          </w:tcPr>
+          <w:p>
+            <w:pPr>
+              <w:spacing w:after="20" w:before="20"/>
+              <w:jc w:val="left"/>
+            </w:pPr>
+            <w:r>
+              <w:rPr>
+                <w:rFonts w:ascii="맑은 고딕" w:cs="맑은 고딕" w:eastAsia="맑은 고딕" w:hAnsi="맑은 고딕"/>
+                <w:b w:val="false"/>
+                <w:bCs w:val="false"/>
+                <w:color w:val="000000"/>
+                <w:sz w:val="18"/>
+                <w:szCs w:val="18"/>
+              </w:rPr>
+              <w:t xml:space="preserve">GNAS Gateway GNAS9220E / 1</w:t>
+            </w:r>
+          </w:p>
+        </w:tc>
+        <w:tc>
+          <w:tcPr>
+            <w:tcW w:type="dxa" w:w="2603"/>
+            <w:tcMar>
+              <w:top w:type="dxa" w:w="60"/>
+              <w:left w:type="dxa" w:w="90"/>
+              <w:bottom w:type="dxa" w:w="60"/>
+              <w:right w:type="dxa" w:w="90"/>
+            </w:tcMar>
+            <w:vAlign w:val="center"/>
+          </w:tcPr>
+          <w:p>
+            <w:pPr>
+              <w:spacing w:after="20" w:before="20"/>
+              <w:jc w:val="left"/>
+            </w:pPr>
+            <w:r>
+              <w:rPr>
+                <w:rFonts w:ascii="맑은 고딕" w:cs="맑은 고딕" w:eastAsia="맑은 고딕" w:hAnsi="맑은 고딕"/>
+                <w:b w:val="false"/>
+                <w:bCs w:val="false"/>
+                <w:color w:val="000000"/>
+                <w:sz w:val="18"/>
+                <w:szCs w:val="18"/>
+              </w:rPr>
+              <w:t xml:space="preserve">아산 이노베이션 스퀘어</w:t>
+            </w:r>
+          </w:p>
+        </w:tc>
+        <w:tc>
+          <w:tcPr>
+            <w:tcW w:type="dxa" w:w="1541"/>
+            <w:tcMar>
+              <w:top w:type="dxa" w:w="60"/>
+              <w:left w:type="dxa" w:w="90"/>
+              <w:bottom w:type="dxa" w:w="60"/>
+              <w:right w:type="dxa" w:w="90"/>
+            </w:tcMar>
+            <w:vAlign w:val="center"/>
+          </w:tcPr>
+          <w:p>
+            <w:pPr>
+              <w:spacing w:after="20" w:before="20"/>
+              <w:jc w:val="center"/>
+            </w:pPr>
+            <w:r>
+              <w:rPr>
+                <w:rFonts w:ascii="맑은 고딕" w:cs="맑은 고딕" w:eastAsia="맑은 고딕" w:hAnsi="맑은 고딕"/>
+                <w:b w:val="false"/>
+                <w:bCs w:val="false"/>
+                <w:color w:val="000000"/>
+                <w:sz w:val="18"/>
+                <w:szCs w:val="18"/>
+              </w:rPr>
+              <w:t xml:space="preserve">AS-2026-0006</w:t>
+            </w:r>
+          </w:p>
+        </w:tc>
+      </w:tr>
+      <w:tr>
+        <w:tc>
+          <w:tcPr>
+            <w:tcW w:type="dxa" w:w="675"/>
+            <w:tcMar>
+              <w:top w:type="dxa" w:w="60"/>
+              <w:left w:type="dxa" w:w="90"/>
+              <w:bottom w:type="dxa" w:w="60"/>
+              <w:right w:type="dxa" w:w="90"/>
+            </w:tcMar>
+            <w:vAlign w:val="center"/>
+          </w:tcPr>
+          <w:p>
+            <w:pPr>
+              <w:spacing w:after="20" w:before="20"/>
+              <w:jc w:val="center"/>
+            </w:pPr>
+            <w:r>
+              <w:rPr>
+                <w:rFonts w:ascii="맑은 고딕" w:cs="맑은 고딕" w:eastAsia="맑은 고딕" w:hAnsi="맑은 고딕"/>
+                <w:b w:val="false"/>
+                <w:bCs w:val="false"/>
+                <w:color w:val="000000"/>
+                <w:sz w:val="18"/>
+                <w:szCs w:val="18"/>
+              </w:rPr>
+              <w:t xml:space="preserve">7</w:t>
+            </w:r>
+          </w:p>
+        </w:tc>
+        <w:tc>
+          <w:tcPr>
+            <w:tcW w:type="dxa" w:w="2892"/>
+            <w:tcMar>
+              <w:top w:type="dxa" w:w="60"/>
+              <w:left w:type="dxa" w:w="90"/>
+              <w:bottom w:type="dxa" w:w="60"/>
+              <w:right w:type="dxa" w:w="90"/>
+            </w:tcMar>
+            <w:vAlign w:val="center"/>
+          </w:tcPr>
+          <w:p>
+            <w:pPr>
+              <w:spacing w:after="20" w:before="20"/>
+              <w:jc w:val="left"/>
+            </w:pPr>
+            <w:r>
+              <w:rPr>
+                <w:rFonts w:ascii="맑은 고딕" w:cs="맑은 고딕" w:eastAsia="맑은 고딕" w:hAnsi="맑은 고딕"/>
+                <w:b w:val="false"/>
+                <w:bCs w:val="false"/>
+                <w:color w:val="000000"/>
+                <w:sz w:val="18"/>
+                <w:szCs w:val="18"/>
+              </w:rPr>
+              <w:t xml:space="preserve">SDDC 서비스 서버</w:t>
+            </w:r>
+          </w:p>
+        </w:tc>
+        <w:tc>
+          <w:tcPr>
+            <w:tcW w:type="dxa" w:w="1928"/>
+            <w:tcMar>
+              <w:top w:type="dxa" w:w="60"/>
+              <w:left w:type="dxa" w:w="90"/>
+              <w:bottom w:type="dxa" w:w="60"/>
+              <w:right w:type="dxa" w:w="90"/>
+            </w:tcMar>
+            <w:vAlign w:val="center"/>
+          </w:tcPr>
+          <w:p>
+            <w:pPr>
+              <w:spacing w:after="20" w:before="20"/>
+              <w:jc w:val="left"/>
+            </w:pPr>
+            <w:r>
+              <w:rPr>
+                <w:rFonts w:ascii="맑은 고딕" w:cs="맑은 고딕" w:eastAsia="맑은 고딕" w:hAnsi="맑은 고딕"/>
+                <w:b w:val="false"/>
+                <w:bCs w:val="false"/>
+                <w:color w:val="000000"/>
+                <w:sz w:val="18"/>
+                <w:szCs w:val="18"/>
+              </w:rPr>
+              <w:t xml:space="preserve">UCP HC HA820 G3 / 1</w:t>
+            </w:r>
+          </w:p>
+        </w:tc>
+        <w:tc>
+          <w:tcPr>
+            <w:tcW w:type="dxa" w:w="2603"/>
+            <w:tcMar>
+              <w:top w:type="dxa" w:w="60"/>
+              <w:left w:type="dxa" w:w="90"/>
+              <w:bottom w:type="dxa" w:w="60"/>
+              <w:right w:type="dxa" w:w="90"/>
+            </w:tcMar>
+            <w:vAlign w:val="center"/>
+          </w:tcPr>
+          <w:p>
+            <w:pPr>
+              <w:spacing w:after="20" w:before="20"/>
+              <w:jc w:val="left"/>
+            </w:pPr>
+            <w:r>
+              <w:rPr>
+                <w:rFonts w:ascii="맑은 고딕" w:cs="맑은 고딕" w:eastAsia="맑은 고딕" w:hAnsi="맑은 고딕"/>
+                <w:b w:val="false"/>
+                <w:bCs w:val="false"/>
+                <w:color w:val="000000"/>
+                <w:sz w:val="18"/>
+                <w:szCs w:val="18"/>
+              </w:rPr>
+              <w:t xml:space="preserve">아산 이노베이션 스퀘어</w:t>
+            </w:r>
+          </w:p>
+        </w:tc>
+        <w:tc>
+          <w:tcPr>
+            <w:tcW w:type="dxa" w:w="1541"/>
+            <w:tcMar>
+              <w:top w:type="dxa" w:w="60"/>
+              <w:left w:type="dxa" w:w="90"/>
+              <w:bottom w:type="dxa" w:w="60"/>
+              <w:right w:type="dxa" w:w="90"/>
+            </w:tcMar>
+            <w:vAlign w:val="center"/>
+          </w:tcPr>
+          <w:p>
+            <w:pPr>
+              <w:spacing w:after="20" w:before="20"/>
+              <w:jc w:val="center"/>
+            </w:pPr>
+            <w:r>
+              <w:rPr>
+                <w:rFonts w:ascii="맑은 고딕" w:cs="맑은 고딕" w:eastAsia="맑은 고딕" w:hAnsi="맑은 고딕"/>
+                <w:b w:val="false"/>
+                <w:bCs w:val="false"/>
+                <w:color w:val="000000"/>
+                <w:sz w:val="18"/>
+                <w:szCs w:val="18"/>
+              </w:rPr>
+              <w:t xml:space="preserve">AS-2026-0007</w:t>
+            </w:r>
+          </w:p>
+        </w:tc>
+      </w:tr>
+      <w:tr>
+        <w:tc>
+          <w:tcPr>
+            <w:tcW w:type="dxa" w:w="675"/>
+            <w:tcMar>
+              <w:top w:type="dxa" w:w="60"/>
+              <w:left w:type="dxa" w:w="90"/>
+              <w:bottom w:type="dxa" w:w="60"/>
+              <w:right w:type="dxa" w:w="90"/>
+            </w:tcMar>
+            <w:vAlign w:val="center"/>
+          </w:tcPr>
+          <w:p>
+            <w:pPr>
+              <w:spacing w:after="20" w:before="20"/>
+              <w:jc w:val="center"/>
+            </w:pPr>
+            <w:r>
+              <w:rPr>
+                <w:rFonts w:ascii="맑은 고딕" w:cs="맑은 고딕" w:eastAsia="맑은 고딕" w:hAnsi="맑은 고딕"/>
+                <w:b w:val="false"/>
+                <w:bCs w:val="false"/>
+                <w:color w:val="000000"/>
+                <w:sz w:val="18"/>
+                <w:szCs w:val="18"/>
+              </w:rPr>
+              <w:t xml:space="preserve">8</w:t>
+            </w:r>
+          </w:p>
+        </w:tc>
+        <w:tc>
+          <w:tcPr>
+            <w:tcW w:type="dxa" w:w="2892"/>
+            <w:tcMar>
+              <w:top w:type="dxa" w:w="60"/>
+              <w:left w:type="dxa" w:w="90"/>
+              <w:bottom w:type="dxa" w:w="60"/>
+              <w:right w:type="dxa" w:w="90"/>
+            </w:tcMar>
+            <w:vAlign w:val="center"/>
+          </w:tcPr>
+          <w:p>
+            <w:pPr>
+              <w:spacing w:after="20" w:before="20"/>
+              <w:jc w:val="left"/>
+            </w:pPr>
+            <w:r>
+              <w:rPr>
+                <w:rFonts w:ascii="맑은 고딕" w:cs="맑은 고딕" w:eastAsia="맑은 고딕" w:hAnsi="맑은 고딕"/>
+                <w:b w:val="false"/>
+                <w:bCs w:val="false"/>
+                <w:color w:val="000000"/>
+                <w:sz w:val="18"/>
+                <w:szCs w:val="18"/>
+              </w:rPr>
+              <w:t xml:space="preserve">데이터베이스 암호화 소프트웨어</w:t>
+            </w:r>
+          </w:p>
+        </w:tc>
+        <w:tc>
+          <w:tcPr>
+            <w:tcW w:type="dxa" w:w="1928"/>
+            <w:tcMar>
+              <w:top w:type="dxa" w:w="60"/>
+              <w:left w:type="dxa" w:w="90"/>
+              <w:bottom w:type="dxa" w:w="60"/>
+              <w:right w:type="dxa" w:w="90"/>
+            </w:tcMar>
+            <w:vAlign w:val="center"/>
+          </w:tcPr>
+          <w:p>
+            <w:pPr>
+              <w:spacing w:after="20" w:before="20"/>
+              <w:jc w:val="left"/>
+            </w:pPr>
+            <w:r>
+              <w:rPr>
+                <w:rFonts w:ascii="맑은 고딕" w:cs="맑은 고딕" w:eastAsia="맑은 고딕" w:hAnsi="맑은 고딕"/>
+                <w:b w:val="false"/>
+                <w:bCs w:val="false"/>
+                <w:color w:val="000000"/>
+                <w:sz w:val="18"/>
+                <w:szCs w:val="18"/>
+              </w:rPr>
+              <w:t xml:space="preserve">EdgeDB v4.0 / 1</w:t>
+            </w:r>
+          </w:p>
+        </w:tc>
+        <w:tc>
+          <w:tcPr>
+            <w:tcW w:type="dxa" w:w="2603"/>
+            <w:tcMar>
+              <w:top w:type="dxa" w:w="60"/>
+              <w:left w:type="dxa" w:w="90"/>
+              <w:bottom w:type="dxa" w:w="60"/>
+              <w:right w:type="dxa" w:w="90"/>
+            </w:tcMar>
+            <w:vAlign w:val="center"/>
+          </w:tcPr>
+          <w:p>
+            <w:pPr>
+              <w:spacing w:after="20" w:before="20"/>
+              <w:jc w:val="left"/>
+            </w:pPr>
+            <w:r>
+              <w:rPr>
+                <w:rFonts w:ascii="맑은 고딕" w:cs="맑은 고딕" w:eastAsia="맑은 고딕" w:hAnsi="맑은 고딕"/>
+                <w:b w:val="false"/>
+                <w:bCs w:val="false"/>
+                <w:color w:val="000000"/>
+                <w:sz w:val="18"/>
+                <w:szCs w:val="18"/>
+              </w:rPr>
+              <w:t xml:space="preserve">아산 이노베이션 스퀘어</w:t>
+            </w:r>
+          </w:p>
+        </w:tc>
+        <w:tc>
+          <w:tcPr>
+            <w:tcW w:type="dxa" w:w="1541"/>
+            <w:tcMar>
+              <w:top w:type="dxa" w:w="60"/>
+              <w:left w:type="dxa" w:w="90"/>
+              <w:bottom w:type="dxa" w:w="60"/>
+              <w:right w:type="dxa" w:w="90"/>
+            </w:tcMar>
+            <w:vAlign w:val="center"/>
+          </w:tcPr>
+          <w:p>
+            <w:pPr>
+              <w:spacing w:after="20" w:before="20"/>
+              <w:jc w:val="center"/>
+            </w:pPr>
+            <w:r>
+              <w:rPr>
+                <w:rFonts w:ascii="맑은 고딕" w:cs="맑은 고딕" w:eastAsia="맑은 고딕" w:hAnsi="맑은 고딕"/>
+                <w:b w:val="false"/>
+                <w:bCs w:val="false"/>
+                <w:color w:val="000000"/>
+                <w:sz w:val="18"/>
+                <w:szCs w:val="18"/>
+              </w:rPr>
+              <w:t xml:space="preserve">AS-2026-0010</w:t>
+            </w:r>
+          </w:p>
+        </w:tc>
+      </w:tr>
+      <w:tr>
+        <w:tc>
+          <w:tcPr>
+            <w:tcW w:type="dxa" w:w="675"/>
+            <w:tcMar>
+              <w:top w:type="dxa" w:w="60"/>
+              <w:left w:type="dxa" w:w="90"/>
+              <w:bottom w:type="dxa" w:w="60"/>
+              <w:right w:type="dxa" w:w="90"/>
+            </w:tcMar>
+            <w:vAlign w:val="center"/>
+          </w:tcPr>
+          <w:p>
+            <w:pPr>
+              <w:spacing w:after="20" w:before="20"/>
+              <w:jc w:val="center"/>
+            </w:pPr>
+            <w:r>
+              <w:rPr>
+                <w:rFonts w:ascii="맑은 고딕" w:cs="맑은 고딕" w:eastAsia="맑은 고딕" w:hAnsi="맑은 고딕"/>
+                <w:b w:val="false"/>
+                <w:bCs w:val="false"/>
+                <w:color w:val="000000"/>
+                <w:sz w:val="18"/>
+                <w:szCs w:val="18"/>
+              </w:rPr>
+              <w:t xml:space="preserve">9</w:t>
+            </w:r>
+          </w:p>
+        </w:tc>
+        <w:tc>
+          <w:tcPr>
+            <w:tcW w:type="dxa" w:w="2892"/>
+            <w:tcMar>
+              <w:top w:type="dxa" w:w="60"/>
+              <w:left w:type="dxa" w:w="90"/>
+              <w:bottom w:type="dxa" w:w="60"/>
+              <w:right w:type="dxa" w:w="90"/>
+            </w:tcMar>
+            <w:vAlign w:val="center"/>
+          </w:tcPr>
+          <w:p>
+            <w:pPr>
+              <w:spacing w:after="20" w:before="20"/>
+              <w:jc w:val="left"/>
+            </w:pPr>
+            <w:r>
+              <w:rPr>
+                <w:rFonts w:ascii="맑은 고딕" w:cs="맑은 고딕" w:eastAsia="맑은 고딕" w:hAnsi="맑은 고딕"/>
+                <w:b w:val="false"/>
+                <w:bCs w:val="false"/>
+                <w:color w:val="000000"/>
+                <w:sz w:val="18"/>
+                <w:szCs w:val="18"/>
+              </w:rPr>
+              <w:t xml:space="preserve">VDI 서버</w:t>
+            </w:r>
+          </w:p>
+        </w:tc>
+        <w:tc>
+          <w:tcPr>
+            <w:tcW w:type="dxa" w:w="1928"/>
+            <w:tcMar>
+              <w:top w:type="dxa" w:w="60"/>
+              <w:left w:type="dxa" w:w="90"/>
+              <w:bottom w:type="dxa" w:w="60"/>
+              <w:right w:type="dxa" w:w="90"/>
+            </w:tcMar>
+            <w:vAlign w:val="center"/>
+          </w:tcPr>
+          <w:p>
+            <w:pPr>
+              <w:spacing w:after="20" w:before="20"/>
+              <w:jc w:val="left"/>
+            </w:pPr>
+            <w:r>
+              <w:rPr>
+                <w:rFonts w:ascii="맑은 고딕" w:cs="맑은 고딕" w:eastAsia="맑은 고딕" w:hAnsi="맑은 고딕"/>
+                <w:b w:val="false"/>
+                <w:bCs w:val="false"/>
+                <w:color w:val="000000"/>
+                <w:sz w:val="18"/>
+                <w:szCs w:val="18"/>
+              </w:rPr>
+              <w:t xml:space="preserve">UCP HC HA820 G3 / 1</w:t>
+            </w:r>
+          </w:p>
+        </w:tc>
+        <w:tc>
+          <w:tcPr>
+            <w:tcW w:type="dxa" w:w="2603"/>
+            <w:tcMar>
+              <w:top w:type="dxa" w:w="60"/>
+              <w:left w:type="dxa" w:w="90"/>
+              <w:bottom w:type="dxa" w:w="60"/>
+              <w:right w:type="dxa" w:w="90"/>
+            </w:tcMar>
+            <w:vAlign w:val="center"/>
+          </w:tcPr>
+          <w:p>
+            <w:pPr>
+              <w:spacing w:after="20" w:before="20"/>
+              <w:jc w:val="left"/>
+            </w:pPr>
+            <w:r>
+              <w:rPr>
+                <w:rFonts w:ascii="맑은 고딕" w:cs="맑은 고딕" w:eastAsia="맑은 고딕" w:hAnsi="맑은 고딕"/>
+                <w:b w:val="false"/>
+                <w:bCs w:val="false"/>
+                <w:color w:val="000000"/>
+                <w:sz w:val="18"/>
+                <w:szCs w:val="18"/>
+              </w:rPr>
+              <w:t xml:space="preserve">아산 이노베이션 스퀘어</w:t>
+            </w:r>
+          </w:p>
+        </w:tc>
+        <w:tc>
+          <w:tcPr>
+            <w:tcW w:type="dxa" w:w="1541"/>
+            <w:tcMar>
+              <w:top w:type="dxa" w:w="60"/>
+              <w:left w:type="dxa" w:w="90"/>
+              <w:bottom w:type="dxa" w:w="60"/>
+              <w:right w:type="dxa" w:w="90"/>
+            </w:tcMar>
+            <w:vAlign w:val="center"/>
+          </w:tcPr>
+          <w:p>
+            <w:pPr>
+              <w:spacing w:after="20" w:before="20"/>
+              <w:jc w:val="center"/>
+            </w:pPr>
+            <w:r>
+              <w:rPr>
+                <w:rFonts w:ascii="맑은 고딕" w:cs="맑은 고딕" w:eastAsia="맑은 고딕" w:hAnsi="맑은 고딕"/>
+                <w:b w:val="false"/>
+                <w:bCs w:val="false"/>
+                <w:color w:val="000000"/>
+                <w:sz w:val="18"/>
+                <w:szCs w:val="18"/>
+              </w:rPr>
+              <w:t xml:space="preserve">AS-2026-0011</w:t>
+            </w:r>
+          </w:p>
+        </w:tc>
+      </w:tr>
+      <w:tr>
+        <w:tc>
+          <w:tcPr>
+            <w:tcW w:type="dxa" w:w="675"/>
+            <w:tcMar>
+              <w:top w:type="dxa" w:w="60"/>
+              <w:left w:type="dxa" w:w="90"/>
+              <w:bottom w:type="dxa" w:w="60"/>
+              <w:right w:type="dxa" w:w="90"/>
+            </w:tcMar>
+            <w:vAlign w:val="center"/>
+          </w:tcPr>
+          <w:p>
+            <w:pPr>
+              <w:spacing w:after="20" w:before="20"/>
+              <w:jc w:val="center"/>
+            </w:pPr>
+            <w:r>
+              <w:rPr>
+                <w:rFonts w:ascii="맑은 고딕" w:cs="맑은 고딕" w:eastAsia="맑은 고딕" w:hAnsi="맑은 고딕"/>
+                <w:b w:val="false"/>
+                <w:bCs w:val="false"/>
+                <w:color w:val="000000"/>
+                <w:sz w:val="18"/>
+                <w:szCs w:val="18"/>
+              </w:rPr>
+              <w:t xml:space="preserve">10</w:t>
+            </w:r>
+          </w:p>
+        </w:tc>
+        <w:tc>
+          <w:tcPr>
+            <w:tcW w:type="dxa" w:w="2892"/>
+            <w:tcMar>
+              <w:top w:type="dxa" w:w="60"/>
+              <w:left w:type="dxa" w:w="90"/>
+              <w:bottom w:type="dxa" w:w="60"/>
+              <w:right w:type="dxa" w:w="90"/>
+            </w:tcMar>
+            <w:vAlign w:val="center"/>
+          </w:tcPr>
+          <w:p>
+            <w:pPr>
+              <w:spacing w:after="20" w:before="20"/>
+              <w:jc w:val="left"/>
+            </w:pPr>
+            <w:r>
+              <w:rPr>
+                <w:rFonts w:ascii="맑은 고딕" w:cs="맑은 고딕" w:eastAsia="맑은 고딕" w:hAnsi="맑은 고딕"/>
+                <w:b w:val="false"/>
+                <w:bCs w:val="false"/>
+                <w:color w:val="000000"/>
+                <w:sz w:val="18"/>
+                <w:szCs w:val="18"/>
+              </w:rPr>
+              <w:t xml:space="preserve">모바일 백신 소프트웨어</w:t>
+            </w:r>
+          </w:p>
+        </w:tc>
+        <w:tc>
+          <w:tcPr>
+            <w:tcW w:type="dxa" w:w="1928"/>
+            <w:tcMar>
+              <w:top w:type="dxa" w:w="60"/>
+              <w:left w:type="dxa" w:w="90"/>
+              <w:bottom w:type="dxa" w:w="60"/>
+              <w:right w:type="dxa" w:w="90"/>
+            </w:tcMar>
+            <w:vAlign w:val="center"/>
+          </w:tcPr>
+          <w:p>
+            <w:pPr>
+              <w:spacing w:after="20" w:before="20"/>
+              <w:jc w:val="left"/>
+            </w:pPr>
+            <w:r>
+              <w:rPr>
+                <w:rFonts w:ascii="맑은 고딕" w:cs="맑은 고딕" w:eastAsia="맑은 고딕" w:hAnsi="맑은 고딕"/>
+                <w:b w:val="false"/>
+                <w:bCs w:val="false"/>
+                <w:color w:val="000000"/>
+                <w:sz w:val="18"/>
+                <w:szCs w:val="18"/>
+              </w:rPr>
+              <w:t xml:space="preserve">AppIron Vaccine v1.0 / 1</w:t>
+            </w:r>
+          </w:p>
+        </w:tc>
+        <w:tc>
+          <w:tcPr>
+            <w:tcW w:type="dxa" w:w="2603"/>
+            <w:tcMar>
+              <w:top w:type="dxa" w:w="60"/>
+              <w:left w:type="dxa" w:w="90"/>
+              <w:bottom w:type="dxa" w:w="60"/>
+              <w:right w:type="dxa" w:w="90"/>
+            </w:tcMar>
+            <w:vAlign w:val="center"/>
+          </w:tcPr>
+          <w:p>
+            <w:pPr>
+              <w:spacing w:after="20" w:before="20"/>
+              <w:jc w:val="left"/>
+            </w:pPr>
+            <w:r>
+              <w:rPr>
+                <w:rFonts w:ascii="맑은 고딕" w:cs="맑은 고딕" w:eastAsia="맑은 고딕" w:hAnsi="맑은 고딕"/>
+                <w:b w:val="false"/>
+                <w:bCs w:val="false"/>
+                <w:color w:val="000000"/>
+                <w:sz w:val="18"/>
+                <w:szCs w:val="18"/>
+              </w:rPr>
+              <w:t xml:space="preserve">아산 이노베이션 스퀘어</w:t>
+            </w:r>
+          </w:p>
+        </w:tc>
+        <w:tc>
+          <w:tcPr>
+            <w:tcW w:type="dxa" w:w="1541"/>
+            <w:tcMar>
+              <w:top w:type="dxa" w:w="60"/>
+              <w:left w:type="dxa" w:w="90"/>
+              <w:bottom w:type="dxa" w:w="60"/>
+              <w:right w:type="dxa" w:w="90"/>
+            </w:tcMar>
+            <w:vAlign w:val="center"/>
+          </w:tcPr>
+          <w:p>
+            <w:pPr>
+              <w:spacing w:after="20" w:before="20"/>
+              <w:jc w:val="center"/>
+            </w:pPr>
+            <w:r>
+              <w:rPr>
+                <w:rFonts w:ascii="맑은 고딕" w:cs="맑은 고딕" w:eastAsia="맑은 고딕" w:hAnsi="맑은 고딕"/>
+                <w:b w:val="false"/>
+                <w:bCs w:val="false"/>
+                <w:color w:val="000000"/>
+                <w:sz w:val="18"/>
+                <w:szCs w:val="18"/>
+              </w:rPr>
+              <w:t xml:space="preserve">AS-2026-0025</w:t>
+            </w:r>
+          </w:p>
+        </w:tc>
+      </w:tr>
+      <w:tr>
+        <w:tc>
+          <w:tcPr>
+            <w:tcW w:type="dxa" w:w="675"/>
+            <w:tcMar>
+              <w:top w:type="dxa" w:w="60"/>
+              <w:left w:type="dxa" w:w="90"/>
+              <w:bottom w:type="dxa" w:w="60"/>
+              <w:right w:type="dxa" w:w="90"/>
+            </w:tcMar>
+            <w:vAlign w:val="center"/>
+          </w:tcPr>
+          <w:p>
+            <w:pPr>
+              <w:spacing w:after="20" w:before="20"/>
+              <w:jc w:val="center"/>
+            </w:pPr>
+            <w:r>
+              <w:rPr>
+                <w:rFonts w:ascii="맑은 고딕" w:cs="맑은 고딕" w:eastAsia="맑은 고딕" w:hAnsi="맑은 고딕"/>
+                <w:b w:val="false"/>
+                <w:bCs w:val="false"/>
+                <w:color w:val="000000"/>
+                <w:sz w:val="18"/>
+                <w:szCs w:val="18"/>
+              </w:rPr>
+              <w:t xml:space="preserve">11</w:t>
+            </w:r>
+          </w:p>
+        </w:tc>
+        <w:tc>
+          <w:tcPr>
+            <w:tcW w:type="dxa" w:w="2892"/>
+            <w:tcMar>
+              <w:top w:type="dxa" w:w="60"/>
+              <w:left w:type="dxa" w:w="90"/>
+              <w:bottom w:type="dxa" w:w="60"/>
+              <w:right w:type="dxa" w:w="90"/>
+            </w:tcMar>
+            <w:vAlign w:val="center"/>
+          </w:tcPr>
+          <w:p>
+            <w:pPr>
+              <w:spacing w:after="20" w:before="20"/>
+              <w:jc w:val="left"/>
+            </w:pPr>
+            <w:r>
+              <w:rPr>
+                <w:rFonts w:ascii="맑은 고딕" w:cs="맑은 고딕" w:eastAsia="맑은 고딕" w:hAnsi="맑은 고딕"/>
+                <w:b w:val="false"/>
+                <w:bCs w:val="false"/>
+                <w:color w:val="000000"/>
+                <w:sz w:val="18"/>
+                <w:szCs w:val="18"/>
+              </w:rPr>
+              <w:t xml:space="preserve">웹인증솔루션</w:t>
+            </w:r>
+          </w:p>
+        </w:tc>
+        <w:tc>
+          <w:tcPr>
+            <w:tcW w:type="dxa" w:w="1928"/>
+            <w:tcMar>
+              <w:top w:type="dxa" w:w="60"/>
+              <w:left w:type="dxa" w:w="90"/>
+              <w:bottom w:type="dxa" w:w="60"/>
+              <w:right w:type="dxa" w:w="90"/>
+            </w:tcMar>
+            <w:vAlign w:val="center"/>
+          </w:tcPr>
+          <w:p>
+            <w:pPr>
+              <w:spacing w:after="20" w:before="20"/>
+              <w:jc w:val="left"/>
+            </w:pPr>
+            <w:r>
+              <w:rPr>
+                <w:rFonts w:ascii="맑은 고딕" w:cs="맑은 고딕" w:eastAsia="맑은 고딕" w:hAnsi="맑은 고딕"/>
+                <w:b w:val="false"/>
+                <w:bCs w:val="false"/>
+                <w:color w:val="000000"/>
+                <w:sz w:val="18"/>
+                <w:szCs w:val="18"/>
+              </w:rPr>
+              <w:t xml:space="preserve">J@WEB V3.0C 500 / 1</w:t>
+            </w:r>
+          </w:p>
+        </w:tc>
+        <w:tc>
+          <w:tcPr>
+            <w:tcW w:type="dxa" w:w="2603"/>
+            <w:tcMar>
+              <w:top w:type="dxa" w:w="60"/>
+              <w:left w:type="dxa" w:w="90"/>
+              <w:bottom w:type="dxa" w:w="60"/>
+              <w:right w:type="dxa" w:w="90"/>
+            </w:tcMar>
+            <w:vAlign w:val="center"/>
+          </w:tcPr>
+          <w:p>
+            <w:pPr>
+              <w:spacing w:after="20" w:before="20"/>
+              <w:jc w:val="left"/>
+            </w:pPr>
+            <w:r>
+              <w:rPr>
+                <w:rFonts w:ascii="맑은 고딕" w:cs="맑은 고딕" w:eastAsia="맑은 고딕" w:hAnsi="맑은 고딕"/>
+                <w:b w:val="false"/>
+                <w:bCs w:val="false"/>
+                <w:color w:val="000000"/>
+                <w:sz w:val="18"/>
+                <w:szCs w:val="18"/>
+              </w:rPr>
+              <w:t xml:space="preserve">아산 이노베이션 스퀘어</w:t>
+            </w:r>
+          </w:p>
+        </w:tc>
+        <w:tc>
+          <w:tcPr>
+            <w:tcW w:type="dxa" w:w="1541"/>
+            <w:tcMar>
+              <w:top w:type="dxa" w:w="60"/>
+              <w:left w:type="dxa" w:w="90"/>
+              <w:bottom w:type="dxa" w:w="60"/>
+              <w:right w:type="dxa" w:w="90"/>
+            </w:tcMar>
+            <w:vAlign w:val="center"/>
+          </w:tcPr>
+          <w:p>
+            <w:pPr>
+              <w:spacing w:after="20" w:before="20"/>
+              <w:jc w:val="center"/>
+            </w:pPr>
+            <w:r>
+              <w:rPr>
+                <w:rFonts w:ascii="맑은 고딕" w:cs="맑은 고딕" w:eastAsia="맑은 고딕" w:hAnsi="맑은 고딕"/>
+                <w:b w:val="false"/>
+                <w:bCs w:val="false"/>
+                <w:color w:val="000000"/>
+                <w:sz w:val="18"/>
+                <w:szCs w:val="18"/>
+              </w:rPr>
+              <w:t xml:space="preserve">AS-2026-0033</w:t>
+            </w:r>
+          </w:p>
+        </w:tc>
+      </w:tr>
+      <w:tr>
+        <w:tc>
+          <w:tcPr>
+            <w:tcW w:type="dxa" w:w="675"/>
+            <w:tcMar>
+              <w:top w:type="dxa" w:w="60"/>
+              <w:left w:type="dxa" w:w="90"/>
+              <w:bottom w:type="dxa" w:w="60"/>
+              <w:right w:type="dxa" w:w="90"/>
+            </w:tcMar>
+            <w:vAlign w:val="center"/>
+          </w:tcPr>
+          <w:p>
+            <w:pPr>
+              <w:spacing w:after="20" w:before="20"/>
+              <w:jc w:val="center"/>
+            </w:pPr>
+            <w:r>
+              <w:rPr>
+                <w:rFonts w:ascii="맑은 고딕" w:cs="맑은 고딕" w:eastAsia="맑은 고딕" w:hAnsi="맑은 고딕"/>
+                <w:b w:val="false"/>
+                <w:bCs w:val="false"/>
+                <w:color w:val="000000"/>
+                <w:sz w:val="18"/>
+                <w:szCs w:val="18"/>
+              </w:rPr>
+              <w:t xml:space="preserve">12</w:t>
+            </w:r>
+          </w:p>
+        </w:tc>
+        <w:tc>
+          <w:tcPr>
+            <w:tcW w:type="dxa" w:w="2892"/>
+            <w:tcMar>
+              <w:top w:type="dxa" w:w="60"/>
+              <w:left w:type="dxa" w:w="90"/>
+              <w:bottom w:type="dxa" w:w="60"/>
+              <w:right w:type="dxa" w:w="90"/>
+            </w:tcMar>
+            <w:vAlign w:val="center"/>
+          </w:tcPr>
+          <w:p>
+            <w:pPr>
+              <w:spacing w:after="20" w:before="20"/>
+              <w:jc w:val="left"/>
+            </w:pPr>
+            <w:r>
+              <w:rPr>
+                <w:rFonts w:ascii="맑은 고딕" w:cs="맑은 고딕" w:eastAsia="맑은 고딕" w:hAnsi="맑은 고딕"/>
+                <w:b w:val="false"/>
+                <w:bCs w:val="false"/>
+                <w:color w:val="000000"/>
+                <w:sz w:val="18"/>
+                <w:szCs w:val="18"/>
+              </w:rPr>
+              <w:t xml:space="preserve">모바일 위변조방지 소프트웨어</w:t>
+            </w:r>
+          </w:p>
+        </w:tc>
+        <w:tc>
+          <w:tcPr>
+            <w:tcW w:type="dxa" w:w="1928"/>
+            <w:tcMar>
+              <w:top w:type="dxa" w:w="60"/>
+              <w:left w:type="dxa" w:w="90"/>
+              <w:bottom w:type="dxa" w:w="60"/>
+              <w:right w:type="dxa" w:w="90"/>
+            </w:tcMar>
+            <w:vAlign w:val="center"/>
+          </w:tcPr>
+          <w:p>
+            <w:pPr>
+              <w:spacing w:after="20" w:before="20"/>
+              <w:jc w:val="left"/>
+            </w:pPr>
+            <w:r>
+              <w:rPr>
+                <w:rFonts w:ascii="맑은 고딕" w:cs="맑은 고딕" w:eastAsia="맑은 고딕" w:hAnsi="맑은 고딕"/>
+                <w:b w:val="false"/>
+                <w:bCs w:val="false"/>
+                <w:color w:val="000000"/>
+                <w:sz w:val="18"/>
+                <w:szCs w:val="18"/>
+              </w:rPr>
+              <w:t xml:space="preserve">AppIron v3.0 / 1</w:t>
+            </w:r>
+          </w:p>
+        </w:tc>
+        <w:tc>
+          <w:tcPr>
+            <w:tcW w:type="dxa" w:w="2603"/>
+            <w:tcMar>
+              <w:top w:type="dxa" w:w="60"/>
+              <w:left w:type="dxa" w:w="90"/>
+              <w:bottom w:type="dxa" w:w="60"/>
+              <w:right w:type="dxa" w:w="90"/>
+            </w:tcMar>
+            <w:vAlign w:val="center"/>
+          </w:tcPr>
+          <w:p>
+            <w:pPr>
+              <w:spacing w:after="20" w:before="20"/>
+              <w:jc w:val="left"/>
+            </w:pPr>
+            <w:r>
+              <w:rPr>
+                <w:rFonts w:ascii="맑은 고딕" w:cs="맑은 고딕" w:eastAsia="맑은 고딕" w:hAnsi="맑은 고딕"/>
+                <w:b w:val="false"/>
+                <w:bCs w:val="false"/>
+                <w:color w:val="000000"/>
+                <w:sz w:val="18"/>
+                <w:szCs w:val="18"/>
+              </w:rPr>
+              <w:t xml:space="preserve">아산 이노베이션 스퀘어</w:t>
+            </w:r>
+          </w:p>
+        </w:tc>
+        <w:tc>
+          <w:tcPr>
+            <w:tcW w:type="dxa" w:w="1541"/>
+            <w:tcMar>
+              <w:top w:type="dxa" w:w="60"/>
+              <w:left w:type="dxa" w:w="90"/>
+              <w:bottom w:type="dxa" w:w="60"/>
+              <w:right w:type="dxa" w:w="90"/>
+            </w:tcMar>
+            <w:vAlign w:val="center"/>
+          </w:tcPr>
+          <w:p>
+            <w:pPr>
+              <w:spacing w:after="20" w:before="20"/>
+              <w:jc w:val="center"/>
+            </w:pPr>
+            <w:r>
+              <w:rPr>
+                <w:rFonts w:ascii="맑은 고딕" w:cs="맑은 고딕" w:eastAsia="맑은 고딕" w:hAnsi="맑은 고딕"/>
+                <w:b w:val="false"/>
+                <w:bCs w:val="false"/>
+                <w:color w:val="000000"/>
+                <w:sz w:val="18"/>
+                <w:szCs w:val="18"/>
+              </w:rPr>
+              <w:t xml:space="preserve">AS-2026-0034</w:t>
+            </w:r>
+          </w:p>
+        </w:tc>
+      </w:tr>
+      <w:tr>
+        <w:tc>
+          <w:tcPr>
+            <w:tcW w:type="dxa" w:w="675"/>
+            <w:tcMar>
+              <w:top w:type="dxa" w:w="60"/>
+              <w:left w:type="dxa" w:w="90"/>
+              <w:bottom w:type="dxa" w:w="60"/>
+              <w:right w:type="dxa" w:w="90"/>
+            </w:tcMar>
+            <w:vAlign w:val="center"/>
+          </w:tcPr>
+          <w:p>
+            <w:pPr>
+              <w:spacing w:after="20" w:before="20"/>
+              <w:jc w:val="center"/>
+            </w:pPr>
+            <w:r>
+              <w:rPr>
+                <w:rFonts w:ascii="맑은 고딕" w:cs="맑은 고딕" w:eastAsia="맑은 고딕" w:hAnsi="맑은 고딕"/>
+                <w:b w:val="false"/>
+                <w:bCs w:val="false"/>
+                <w:color w:val="000000"/>
+                <w:sz w:val="18"/>
+                <w:szCs w:val="18"/>
+              </w:rPr>
+              <w:t xml:space="preserve">13</w:t>
+            </w:r>
+          </w:p>
+        </w:tc>
+        <w:tc>
+          <w:tcPr>
+            <w:tcW w:type="dxa" w:w="2892"/>
+            <w:tcMar>
+              <w:top w:type="dxa" w:w="60"/>
+              <w:left w:type="dxa" w:w="90"/>
+              <w:bottom w:type="dxa" w:w="60"/>
+              <w:right w:type="dxa" w:w="90"/>
+            </w:tcMar>
+            <w:vAlign w:val="center"/>
+          </w:tcPr>
+          <w:p>
+            <w:pPr>
+              <w:spacing w:after="20" w:before="20"/>
+              <w:jc w:val="left"/>
+            </w:pPr>
+            <w:r>
+              <w:rPr>
+                <w:rFonts w:ascii="맑은 고딕" w:cs="맑은 고딕" w:eastAsia="맑은 고딕" w:hAnsi="맑은 고딕"/>
+                <w:b w:val="false"/>
+                <w:bCs w:val="false"/>
+                <w:color w:val="000000"/>
+                <w:sz w:val="18"/>
+                <w:szCs w:val="18"/>
+              </w:rPr>
+              <w:t xml:space="preserve">모바일 키패드 소프트웨어</w:t>
+            </w:r>
+          </w:p>
+        </w:tc>
+        <w:tc>
+          <w:tcPr>
+            <w:tcW w:type="dxa" w:w="1928"/>
+            <w:tcMar>
+              <w:top w:type="dxa" w:w="60"/>
+              <w:left w:type="dxa" w:w="90"/>
+              <w:bottom w:type="dxa" w:w="60"/>
+              <w:right w:type="dxa" w:w="90"/>
+            </w:tcMar>
+            <w:vAlign w:val="center"/>
+          </w:tcPr>
+          <w:p>
+            <w:pPr>
+              <w:spacing w:after="20" w:before="20"/>
+              <w:jc w:val="left"/>
+            </w:pPr>
+            <w:r>
+              <w:rPr>
+                <w:rFonts w:ascii="맑은 고딕" w:cs="맑은 고딕" w:eastAsia="맑은 고딕" w:hAnsi="맑은 고딕"/>
+                <w:b w:val="false"/>
+                <w:bCs w:val="false"/>
+                <w:color w:val="000000"/>
+                <w:sz w:val="18"/>
+                <w:szCs w:val="18"/>
+              </w:rPr>
+              <w:t xml:space="preserve">AppIron Keypad v1.0 / 1</w:t>
+            </w:r>
+          </w:p>
+        </w:tc>
+        <w:tc>
+          <w:tcPr>
+            <w:tcW w:type="dxa" w:w="2603"/>
+            <w:tcMar>
+              <w:top w:type="dxa" w:w="60"/>
+              <w:left w:type="dxa" w:w="90"/>
+              <w:bottom w:type="dxa" w:w="60"/>
+              <w:right w:type="dxa" w:w="90"/>
+            </w:tcMar>
+            <w:vAlign w:val="center"/>
+          </w:tcPr>
+          <w:p>
+            <w:pPr>
+              <w:spacing w:after="20" w:before="20"/>
+              <w:jc w:val="left"/>
+            </w:pPr>
+            <w:r>
+              <w:rPr>
+                <w:rFonts w:ascii="맑은 고딕" w:cs="맑은 고딕" w:eastAsia="맑은 고딕" w:hAnsi="맑은 고딕"/>
+                <w:b w:val="false"/>
+                <w:bCs w:val="false"/>
+                <w:color w:val="000000"/>
+                <w:sz w:val="18"/>
+                <w:szCs w:val="18"/>
+              </w:rPr>
+              <w:t xml:space="preserve">아산 이노베이션 스퀘어</w:t>
+            </w:r>
+          </w:p>
+        </w:tc>
+        <w:tc>
+          <w:tcPr>
+            <w:tcW w:type="dxa" w:w="1541"/>
+            <w:tcMar>
+              <w:top w:type="dxa" w:w="60"/>
+              <w:left w:type="dxa" w:w="90"/>
+              <w:bottom w:type="dxa" w:w="60"/>
+              <w:right w:type="dxa" w:w="90"/>
+            </w:tcMar>
+            <w:vAlign w:val="center"/>
+          </w:tcPr>
+          <w:p>
+            <w:pPr>
+              <w:spacing w:after="20" w:before="20"/>
+              <w:jc w:val="center"/>
+            </w:pPr>
+            <w:r>
+              <w:rPr>
+                <w:rFonts w:ascii="맑은 고딕" w:cs="맑은 고딕" w:eastAsia="맑은 고딕" w:hAnsi="맑은 고딕"/>
+                <w:b w:val="false"/>
+                <w:bCs w:val="false"/>
+                <w:color w:val="000000"/>
+                <w:sz w:val="18"/>
+                <w:szCs w:val="18"/>
+              </w:rPr>
+              <w:t xml:space="preserve">AS-2026-0037</w:t>
+            </w:r>
+          </w:p>
+        </w:tc>
+      </w:tr>
+      <w:tr>
+        <w:tc>
+          <w:tcPr>
+            <w:tcW w:type="dxa" w:w="675"/>
+            <w:tcMar>
+              <w:top w:type="dxa" w:w="60"/>
+              <w:left w:type="dxa" w:w="90"/>
+              <w:bottom w:type="dxa" w:w="60"/>
+              <w:right w:type="dxa" w:w="90"/>
+            </w:tcMar>
+            <w:vAlign w:val="center"/>
+          </w:tcPr>
+          <w:p>
+            <w:pPr>
+              <w:spacing w:after="20" w:before="20"/>
+              <w:jc w:val="center"/>
+            </w:pPr>
+            <w:r>
+              <w:rPr>
+                <w:rFonts w:ascii="맑은 고딕" w:cs="맑은 고딕" w:eastAsia="맑은 고딕" w:hAnsi="맑은 고딕"/>
+                <w:b w:val="false"/>
+                <w:bCs w:val="false"/>
+                <w:color w:val="000000"/>
+                <w:sz w:val="18"/>
+                <w:szCs w:val="18"/>
+              </w:rPr>
+              <w:t xml:space="preserve">14</w:t>
+            </w:r>
+          </w:p>
+        </w:tc>
+        <w:tc>
+          <w:tcPr>
+            <w:tcW w:type="dxa" w:w="2892"/>
+            <w:tcMar>
+              <w:top w:type="dxa" w:w="60"/>
+              <w:left w:type="dxa" w:w="90"/>
+              <w:bottom w:type="dxa" w:w="60"/>
+              <w:right w:type="dxa" w:w="90"/>
+            </w:tcMar>
+            <w:vAlign w:val="center"/>
+          </w:tcPr>
+          <w:p>
+            <w:pPr>
+              <w:spacing w:after="20" w:before="20"/>
+              <w:jc w:val="left"/>
+            </w:pPr>
+            <w:r>
+              <w:rPr>
+                <w:rFonts w:ascii="맑은 고딕" w:cs="맑은 고딕" w:eastAsia="맑은 고딕" w:hAnsi="맑은 고딕"/>
+                <w:b w:val="false"/>
+                <w:bCs w:val="false"/>
+                <w:color w:val="000000"/>
+                <w:sz w:val="18"/>
+                <w:szCs w:val="18"/>
+              </w:rPr>
+              <w:t xml:space="preserve">서버랙 #1</w:t>
+            </w:r>
+          </w:p>
+        </w:tc>
+        <w:tc>
+          <w:tcPr>
+            <w:tcW w:type="dxa" w:w="1928"/>
+            <w:tcMar>
+              <w:top w:type="dxa" w:w="60"/>
+              <w:left w:type="dxa" w:w="90"/>
+              <w:bottom w:type="dxa" w:w="60"/>
+              <w:right w:type="dxa" w:w="90"/>
+            </w:tcMar>
+            <w:vAlign w:val="center"/>
+          </w:tcPr>
+          <w:p>
+            <w:pPr>
+              <w:spacing w:after="20" w:before="20"/>
+              <w:jc w:val="left"/>
+            </w:pPr>
+            <w:r>
+              <w:rPr>
+                <w:rFonts w:ascii="맑은 고딕" w:cs="맑은 고딕" w:eastAsia="맑은 고딕" w:hAnsi="맑은 고딕"/>
+                <w:b w:val="false"/>
+                <w:bCs w:val="false"/>
+                <w:color w:val="000000"/>
+                <w:sz w:val="18"/>
+                <w:szCs w:val="18"/>
+              </w:rPr>
+              <w:t xml:space="preserve">42U 서버랙 / 1</w:t>
+            </w:r>
+          </w:p>
+        </w:tc>
+        <w:tc>
+          <w:tcPr>
+            <w:tcW w:type="dxa" w:w="2603"/>
+            <w:tcMar>
+              <w:top w:type="dxa" w:w="60"/>
+              <w:left w:type="dxa" w:w="90"/>
+              <w:bottom w:type="dxa" w:w="60"/>
+              <w:right w:type="dxa" w:w="90"/>
+            </w:tcMar>
+            <w:vAlign w:val="center"/>
+          </w:tcPr>
+          <w:p>
+            <w:pPr>
+              <w:spacing w:after="20" w:before="20"/>
+              <w:jc w:val="left"/>
+            </w:pPr>
+            <w:r>
+              <w:rPr>
+                <w:rFonts w:ascii="맑은 고딕" w:cs="맑은 고딕" w:eastAsia="맑은 고딕" w:hAnsi="맑은 고딕"/>
+                <w:b w:val="false"/>
+                <w:bCs w:val="false"/>
+                <w:color w:val="000000"/>
+                <w:sz w:val="18"/>
+                <w:szCs w:val="18"/>
+              </w:rPr>
+              <w:t xml:space="preserve">아산 이노베이션 스퀘어</w:t>
+            </w:r>
+          </w:p>
+        </w:tc>
+        <w:tc>
+          <w:tcPr>
+            <w:tcW w:type="dxa" w:w="1541"/>
+            <w:tcMar>
+              <w:top w:type="dxa" w:w="60"/>
+              <w:left w:type="dxa" w:w="90"/>
+              <w:bottom w:type="dxa" w:w="60"/>
+              <w:right w:type="dxa" w:w="90"/>
+            </w:tcMar>
+            <w:vAlign w:val="center"/>
+          </w:tcPr>
+          <w:p>
+            <w:pPr>
+              <w:spacing w:after="20" w:before="20"/>
+              <w:jc w:val="center"/>
+            </w:pPr>
+            <w:r>
+              <w:rPr>
+                <w:rFonts w:ascii="맑은 고딕" w:cs="맑은 고딕" w:eastAsia="맑은 고딕" w:hAnsi="맑은 고딕"/>
+                <w:b w:val="false"/>
+                <w:bCs w:val="false"/>
+                <w:color w:val="000000"/>
+                <w:sz w:val="18"/>
+                <w:szCs w:val="18"/>
+              </w:rPr>
+              <w:t xml:space="preserve">AS-2026-0055</w:t>
+            </w:r>
+          </w:p>
+        </w:tc>
+      </w:tr>
+      <w:tr>
+        <w:tc>
+          <w:tcPr>
+            <w:tcW w:type="dxa" w:w="675"/>
+            <w:tcMar>
+              <w:top w:type="dxa" w:w="60"/>
+              <w:left w:type="dxa" w:w="90"/>
+              <w:bottom w:type="dxa" w:w="60"/>
+              <w:right w:type="dxa" w:w="90"/>
+            </w:tcMar>
+            <w:vAlign w:val="center"/>
+          </w:tcPr>
+          <w:p>
+            <w:pPr>
+              <w:spacing w:after="20" w:before="20"/>
+              <w:jc w:val="center"/>
+            </w:pPr>
+            <w:r>
+              <w:rPr>
+                <w:rFonts w:ascii="맑은 고딕" w:cs="맑은 고딕" w:eastAsia="맑은 고딕" w:hAnsi="맑은 고딕"/>
+                <w:b w:val="false"/>
+                <w:bCs w:val="false"/>
+                <w:color w:val="000000"/>
+                <w:sz w:val="18"/>
+                <w:szCs w:val="18"/>
+              </w:rPr>
+              <w:t xml:space="preserve">15</w:t>
+            </w:r>
+          </w:p>
+        </w:tc>
+        <w:tc>
+          <w:tcPr>
+            <w:tcW w:type="dxa" w:w="2892"/>
+            <w:tcMar>
+              <w:top w:type="dxa" w:w="60"/>
+              <w:left w:type="dxa" w:w="90"/>
+              <w:bottom w:type="dxa" w:w="60"/>
+              <w:right w:type="dxa" w:w="90"/>
+            </w:tcMar>
+            <w:vAlign w:val="center"/>
+          </w:tcPr>
+          <w:p>
+            <w:pPr>
+              <w:spacing w:after="20" w:before="20"/>
+              <w:jc w:val="left"/>
+            </w:pPr>
+            <w:r>
+              <w:rPr>
+                <w:rFonts w:ascii="맑은 고딕" w:cs="맑은 고딕" w:eastAsia="맑은 고딕" w:hAnsi="맑은 고딕"/>
+                <w:b w:val="false"/>
+                <w:bCs w:val="false"/>
+                <w:color w:val="000000"/>
+                <w:sz w:val="18"/>
+                <w:szCs w:val="18"/>
+              </w:rPr>
+              <w:t xml:space="preserve">서버보안 소프트웨어</w:t>
+            </w:r>
+          </w:p>
+        </w:tc>
+        <w:tc>
+          <w:tcPr>
+            <w:tcW w:type="dxa" w:w="1928"/>
+            <w:tcMar>
+              <w:top w:type="dxa" w:w="60"/>
+              <w:left w:type="dxa" w:w="90"/>
+              <w:bottom w:type="dxa" w:w="60"/>
+              <w:right w:type="dxa" w:w="90"/>
+            </w:tcMar>
+            <w:vAlign w:val="center"/>
+          </w:tcPr>
+          <w:p>
+            <w:pPr>
+              <w:spacing w:after="20" w:before="20"/>
+              <w:jc w:val="left"/>
+            </w:pPr>
+            <w:r>
+              <w:rPr>
+                <w:rFonts w:ascii="맑은 고딕" w:cs="맑은 고딕" w:eastAsia="맑은 고딕" w:hAnsi="맑은 고딕"/>
+                <w:b w:val="false"/>
+                <w:bCs w:val="false"/>
+                <w:color w:val="000000"/>
+                <w:sz w:val="18"/>
+                <w:szCs w:val="18"/>
+              </w:rPr>
+              <w:t xml:space="preserve">REDOWL SecuOS V5.6 / 1</w:t>
+            </w:r>
+          </w:p>
+        </w:tc>
+        <w:tc>
+          <w:tcPr>
+            <w:tcW w:type="dxa" w:w="2603"/>
+            <w:tcMar>
+              <w:top w:type="dxa" w:w="60"/>
+              <w:left w:type="dxa" w:w="90"/>
+              <w:bottom w:type="dxa" w:w="60"/>
+              <w:right w:type="dxa" w:w="90"/>
+            </w:tcMar>
+            <w:vAlign w:val="center"/>
+          </w:tcPr>
+          <w:p>
+            <w:pPr>
+              <w:spacing w:after="20" w:before="20"/>
+              <w:jc w:val="left"/>
+            </w:pPr>
+            <w:r>
+              <w:rPr>
+                <w:rFonts w:ascii="맑은 고딕" w:cs="맑은 고딕" w:eastAsia="맑은 고딕" w:hAnsi="맑은 고딕"/>
+                <w:b w:val="false"/>
+                <w:bCs w:val="false"/>
+                <w:color w:val="000000"/>
+                <w:sz w:val="18"/>
+                <w:szCs w:val="18"/>
+              </w:rPr>
+              <w:t xml:space="preserve">아산 이노베이션 스퀘어</w:t>
+            </w:r>
+          </w:p>
+        </w:tc>
+        <w:tc>
+          <w:tcPr>
+            <w:tcW w:type="dxa" w:w="1541"/>
+            <w:tcMar>
+              <w:top w:type="dxa" w:w="60"/>
+              <w:left w:type="dxa" w:w="90"/>
+              <w:bottom w:type="dxa" w:w="60"/>
+              <w:right w:type="dxa" w:w="90"/>
+            </w:tcMar>
+            <w:vAlign w:val="center"/>
+          </w:tcPr>
+          <w:p>
+            <w:pPr>
+              <w:spacing w:after="20" w:before="20"/>
+              <w:jc w:val="center"/>
+            </w:pPr>
+            <w:r>
+              <w:rPr>
+                <w:rFonts w:ascii="맑은 고딕" w:cs="맑은 고딕" w:eastAsia="맑은 고딕" w:hAnsi="맑은 고딕"/>
+                <w:b w:val="false"/>
+                <w:bCs w:val="false"/>
+                <w:color w:val="000000"/>
+                <w:sz w:val="18"/>
+                <w:szCs w:val="18"/>
+              </w:rPr>
+              <w:t xml:space="preserve">AS-2026-0064</w:t>
+            </w:r>
+          </w:p>
+        </w:tc>
+      </w:tr>
+      <w:tr>
+        <w:tc>
+          <w:tcPr>
+            <w:tcW w:type="dxa" w:w="675"/>
+            <w:tcMar>
+              <w:top w:type="dxa" w:w="60"/>
+              <w:left w:type="dxa" w:w="90"/>
+              <w:bottom w:type="dxa" w:w="60"/>
+              <w:right w:type="dxa" w:w="90"/>
+            </w:tcMar>
+            <w:vAlign w:val="center"/>
+          </w:tcPr>
+          <w:p>
+            <w:pPr>
+              <w:spacing w:after="20" w:before="20"/>
+              <w:jc w:val="center"/>
+            </w:pPr>
+            <w:r>
+              <w:rPr>
+                <w:rFonts w:ascii="맑은 고딕" w:cs="맑은 고딕" w:eastAsia="맑은 고딕" w:hAnsi="맑은 고딕"/>
+                <w:b w:val="false"/>
+                <w:bCs w:val="false"/>
+                <w:color w:val="000000"/>
+                <w:sz w:val="18"/>
+                <w:szCs w:val="18"/>
+              </w:rPr>
+              <w:t xml:space="preserve">16</w:t>
+            </w:r>
+          </w:p>
+        </w:tc>
+        <w:tc>
+          <w:tcPr>
+            <w:tcW w:type="dxa" w:w="2892"/>
+            <w:tcMar>
+              <w:top w:type="dxa" w:w="60"/>
+              <w:left w:type="dxa" w:w="90"/>
+              <w:bottom w:type="dxa" w:w="60"/>
+              <w:right w:type="dxa" w:w="90"/>
+            </w:tcMar>
+            <w:vAlign w:val="center"/>
+          </w:tcPr>
+          <w:p>
+            <w:pPr>
+              <w:spacing w:after="20" w:before="20"/>
+              <w:jc w:val="left"/>
+            </w:pPr>
+            <w:r>
+              <w:rPr>
+                <w:rFonts w:ascii="맑은 고딕" w:cs="맑은 고딕" w:eastAsia="맑은 고딕" w:hAnsi="맑은 고딕"/>
+                <w:b w:val="false"/>
+                <w:bCs w:val="false"/>
+                <w:color w:val="000000"/>
+                <w:sz w:val="18"/>
+                <w:szCs w:val="18"/>
+              </w:rPr>
+              <w:t xml:space="preserve">VDI 시스템 가상화 소프트웨어</w:t>
+            </w:r>
+          </w:p>
+        </w:tc>
+        <w:tc>
+          <w:tcPr>
+            <w:tcW w:type="dxa" w:w="1928"/>
+            <w:tcMar>
+              <w:top w:type="dxa" w:w="60"/>
+              <w:left w:type="dxa" w:w="90"/>
+              <w:bottom w:type="dxa" w:w="60"/>
+              <w:right w:type="dxa" w:w="90"/>
+            </w:tcMar>
+            <w:vAlign w:val="center"/>
+          </w:tcPr>
+          <w:p>
+            <w:pPr>
+              <w:spacing w:after="20" w:before="20"/>
+              <w:jc w:val="left"/>
+            </w:pPr>
+            <w:r>
+              <w:rPr>
+                <w:rFonts w:ascii="맑은 고딕" w:cs="맑은 고딕" w:eastAsia="맑은 고딕" w:hAnsi="맑은 고딕"/>
+                <w:b w:val="false"/>
+                <w:bCs w:val="false"/>
+                <w:color w:val="000000"/>
+                <w:sz w:val="18"/>
+                <w:szCs w:val="18"/>
+              </w:rPr>
+              <w:t xml:space="preserve">Dstation Server 9.0 / 1</w:t>
+            </w:r>
+          </w:p>
+        </w:tc>
+        <w:tc>
+          <w:tcPr>
+            <w:tcW w:type="dxa" w:w="2603"/>
+            <w:tcMar>
+              <w:top w:type="dxa" w:w="60"/>
+              <w:left w:type="dxa" w:w="90"/>
+              <w:bottom w:type="dxa" w:w="60"/>
+              <w:right w:type="dxa" w:w="90"/>
+            </w:tcMar>
+            <w:vAlign w:val="center"/>
+          </w:tcPr>
+          <w:p>
+            <w:pPr>
+              <w:spacing w:after="20" w:before="20"/>
+              <w:jc w:val="left"/>
+            </w:pPr>
+            <w:r>
+              <w:rPr>
+                <w:rFonts w:ascii="맑은 고딕" w:cs="맑은 고딕" w:eastAsia="맑은 고딕" w:hAnsi="맑은 고딕"/>
+                <w:b w:val="false"/>
+                <w:bCs w:val="false"/>
+                <w:color w:val="000000"/>
+                <w:sz w:val="18"/>
+                <w:szCs w:val="18"/>
+              </w:rPr>
+              <w:t xml:space="preserve">아산 이노베이션 스퀘어</w:t>
+            </w:r>
+          </w:p>
+        </w:tc>
+        <w:tc>
+          <w:tcPr>
+            <w:tcW w:type="dxa" w:w="1541"/>
+            <w:tcMar>
+              <w:top w:type="dxa" w:w="60"/>
+              <w:left w:type="dxa" w:w="90"/>
+              <w:bottom w:type="dxa" w:w="60"/>
+              <w:right w:type="dxa" w:w="90"/>
+            </w:tcMar>
+            <w:vAlign w:val="center"/>
+          </w:tcPr>
+          <w:p>
+            <w:pPr>
+              <w:spacing w:after="20" w:before="20"/>
+              <w:jc w:val="center"/>
+            </w:pPr>
+            <w:r>
+              <w:rPr>
+                <w:rFonts w:ascii="맑은 고딕" w:cs="맑은 고딕" w:eastAsia="맑은 고딕" w:hAnsi="맑은 고딕"/>
+                <w:b w:val="false"/>
+                <w:bCs w:val="false"/>
+                <w:color w:val="000000"/>
+                <w:sz w:val="18"/>
+                <w:szCs w:val="18"/>
+              </w:rPr>
+              <w:t xml:space="preserve">AS-2026-0066</w:t>
+            </w:r>
+          </w:p>
+        </w:tc>
+      </w:tr>
+      <w:tr>
+        <w:tc>
+          <w:tcPr>
+            <w:tcW w:type="dxa" w:w="675"/>
+            <w:tcMar>
+              <w:top w:type="dxa" w:w="60"/>
+              <w:left w:type="dxa" w:w="90"/>
+              <w:bottom w:type="dxa" w:w="60"/>
+              <w:right w:type="dxa" w:w="90"/>
+            </w:tcMar>
+            <w:vAlign w:val="center"/>
+          </w:tcPr>
+          <w:p>
+            <w:pPr>
+              <w:spacing w:after="20" w:before="20"/>
+              <w:jc w:val="center"/>
+            </w:pPr>
+            <w:r>
+              <w:rPr>
+                <w:rFonts w:ascii="맑은 고딕" w:cs="맑은 고딕" w:eastAsia="맑은 고딕" w:hAnsi="맑은 고딕"/>
+                <w:b w:val="false"/>
+                <w:bCs w:val="false"/>
+                <w:color w:val="000000"/>
+                <w:sz w:val="18"/>
+                <w:szCs w:val="18"/>
+              </w:rPr>
+              <w:t xml:space="preserve">17</w:t>
+            </w:r>
+          </w:p>
+        </w:tc>
+        <w:tc>
+          <w:tcPr>
+            <w:tcW w:type="dxa" w:w="2892"/>
+            <w:tcMar>
+              <w:top w:type="dxa" w:w="60"/>
+              <w:left w:type="dxa" w:w="90"/>
+              <w:bottom w:type="dxa" w:w="60"/>
+              <w:right w:type="dxa" w:w="90"/>
+            </w:tcMar>
+            <w:vAlign w:val="center"/>
+          </w:tcPr>
+          <w:p>
+            <w:pPr>
+              <w:spacing w:after="20" w:before="20"/>
+              <w:jc w:val="left"/>
+            </w:pPr>
+            <w:r>
+              <w:rPr>
+                <w:rFonts w:ascii="맑은 고딕" w:cs="맑은 고딕" w:eastAsia="맑은 고딕" w:hAnsi="맑은 고딕"/>
+                <w:b w:val="false"/>
+                <w:bCs w:val="false"/>
+                <w:color w:val="000000"/>
+                <w:sz w:val="18"/>
+                <w:szCs w:val="18"/>
+              </w:rPr>
+              <w:t xml:space="preserve">영사용 스크린 #1</w:t>
+            </w:r>
+          </w:p>
+        </w:tc>
+        <w:tc>
+          <w:tcPr>
+            <w:tcW w:type="dxa" w:w="1928"/>
+            <w:tcMar>
+              <w:top w:type="dxa" w:w="60"/>
+              <w:left w:type="dxa" w:w="90"/>
+              <w:bottom w:type="dxa" w:w="60"/>
+              <w:right w:type="dxa" w:w="90"/>
+            </w:tcMar>
+            <w:vAlign w:val="center"/>
+          </w:tcPr>
+          <w:p>
+            <w:pPr>
+              <w:spacing w:after="20" w:before="20"/>
+              <w:jc w:val="left"/>
+            </w:pPr>
+            <w:r>
+              <w:rPr>
+                <w:rFonts w:ascii="맑은 고딕" w:cs="맑은 고딕" w:eastAsia="맑은 고딕" w:hAnsi="맑은 고딕"/>
+                <w:b w:val="false"/>
+                <w:bCs w:val="false"/>
+                <w:color w:val="000000"/>
+                <w:sz w:val="18"/>
+                <w:szCs w:val="18"/>
+              </w:rPr>
+              <w:t xml:space="preserve">MSC-BL180 / 1</w:t>
+            </w:r>
+          </w:p>
+        </w:tc>
+        <w:tc>
+          <w:tcPr>
+            <w:tcW w:type="dxa" w:w="2603"/>
+            <w:tcMar>
+              <w:top w:type="dxa" w:w="60"/>
+              <w:left w:type="dxa" w:w="90"/>
+              <w:bottom w:type="dxa" w:w="60"/>
+              <w:right w:type="dxa" w:w="90"/>
+            </w:tcMar>
+            <w:vAlign w:val="center"/>
+          </w:tcPr>
+          <w:p>
+            <w:pPr>
+              <w:spacing w:after="20" w:before="20"/>
+              <w:jc w:val="left"/>
+            </w:pPr>
+            <w:r>
+              <w:rPr>
+                <w:rFonts w:ascii="맑은 고딕" w:cs="맑은 고딕" w:eastAsia="맑은 고딕" w:hAnsi="맑은 고딕"/>
+                <w:b w:val="false"/>
+                <w:bCs w:val="false"/>
+                <w:color w:val="000000"/>
+                <w:sz w:val="18"/>
+                <w:szCs w:val="18"/>
+              </w:rPr>
+              <w:t xml:space="preserve">아산 이노베이션 스퀘어</w:t>
+            </w:r>
+          </w:p>
+        </w:tc>
+        <w:tc>
+          <w:tcPr>
+            <w:tcW w:type="dxa" w:w="1541"/>
+            <w:tcMar>
+              <w:top w:type="dxa" w:w="60"/>
+              <w:left w:type="dxa" w:w="90"/>
+              <w:bottom w:type="dxa" w:w="60"/>
+              <w:right w:type="dxa" w:w="90"/>
+            </w:tcMar>
+            <w:vAlign w:val="center"/>
+          </w:tcPr>
+          <w:p>
+            <w:pPr>
+              <w:spacing w:after="20" w:before="20"/>
+              <w:jc w:val="center"/>
+            </w:pPr>
+            <w:r>
+              <w:rPr>
+                <w:rFonts w:ascii="맑은 고딕" w:cs="맑은 고딕" w:eastAsia="맑은 고딕" w:hAnsi="맑은 고딕"/>
+                <w:b w:val="false"/>
+                <w:bCs w:val="false"/>
+                <w:color w:val="000000"/>
+                <w:sz w:val="18"/>
+                <w:szCs w:val="18"/>
+              </w:rPr>
+              <w:t xml:space="preserve">AS-2026-0071</w:t>
+            </w:r>
+          </w:p>
+        </w:tc>
+      </w:tr>
+      <w:tr>
+        <w:tc>
+          <w:tcPr>
+            <w:tcW w:type="dxa" w:w="675"/>
+            <w:tcMar>
+              <w:top w:type="dxa" w:w="60"/>
+              <w:left w:type="dxa" w:w="90"/>
+              <w:bottom w:type="dxa" w:w="60"/>
+              <w:right w:type="dxa" w:w="90"/>
+            </w:tcMar>
+            <w:vAlign w:val="center"/>
+          </w:tcPr>
+          <w:p>
+            <w:pPr>
+              <w:spacing w:after="20" w:before="20"/>
+              <w:jc w:val="center"/>
+            </w:pPr>
+            <w:r>
+              <w:rPr>
+                <w:rFonts w:ascii="맑은 고딕" w:cs="맑은 고딕" w:eastAsia="맑은 고딕" w:hAnsi="맑은 고딕"/>
+                <w:b w:val="false"/>
+                <w:bCs w:val="false"/>
+                <w:color w:val="000000"/>
+                <w:sz w:val="18"/>
+                <w:szCs w:val="18"/>
+              </w:rPr>
+              <w:t xml:space="preserve">18</w:t>
+            </w:r>
+          </w:p>
+        </w:tc>
+        <w:tc>
+          <w:tcPr>
+            <w:tcW w:type="dxa" w:w="2892"/>
+            <w:tcMar>
+              <w:top w:type="dxa" w:w="60"/>
+              <w:left w:type="dxa" w:w="90"/>
+              <w:bottom w:type="dxa" w:w="60"/>
+              <w:right w:type="dxa" w:w="90"/>
+            </w:tcMar>
+            <w:vAlign w:val="center"/>
+          </w:tcPr>
+          <w:p>
+            <w:pPr>
+              <w:spacing w:after="20" w:before="20"/>
+              <w:jc w:val="left"/>
+            </w:pPr>
+            <w:r>
+              <w:rPr>
+                <w:rFonts w:ascii="맑은 고딕" w:cs="맑은 고딕" w:eastAsia="맑은 고딕" w:hAnsi="맑은 고딕"/>
+                <w:b w:val="false"/>
+                <w:bCs w:val="false"/>
+                <w:color w:val="000000"/>
+                <w:sz w:val="18"/>
+                <w:szCs w:val="18"/>
+              </w:rPr>
+              <w:t xml:space="preserve">영사용 스크린 #2</w:t>
+            </w:r>
+          </w:p>
+        </w:tc>
+        <w:tc>
+          <w:tcPr>
+            <w:tcW w:type="dxa" w:w="1928"/>
+            <w:tcMar>
+              <w:top w:type="dxa" w:w="60"/>
+              <w:left w:type="dxa" w:w="90"/>
+              <w:bottom w:type="dxa" w:w="60"/>
+              <w:right w:type="dxa" w:w="90"/>
+            </w:tcMar>
+            <w:vAlign w:val="center"/>
+          </w:tcPr>
+          <w:p>
+            <w:pPr>
+              <w:spacing w:after="20" w:before="20"/>
+              <w:jc w:val="left"/>
+            </w:pPr>
+            <w:r>
+              <w:rPr>
+                <w:rFonts w:ascii="맑은 고딕" w:cs="맑은 고딕" w:eastAsia="맑은 고딕" w:hAnsi="맑은 고딕"/>
+                <w:b w:val="false"/>
+                <w:bCs w:val="false"/>
+                <w:color w:val="000000"/>
+                <w:sz w:val="18"/>
+                <w:szCs w:val="18"/>
+              </w:rPr>
+              <w:t xml:space="preserve">MSC-BL180 / 1</w:t>
+            </w:r>
+          </w:p>
+        </w:tc>
+        <w:tc>
+          <w:tcPr>
+            <w:tcW w:type="dxa" w:w="2603"/>
+            <w:tcMar>
+              <w:top w:type="dxa" w:w="60"/>
+              <w:left w:type="dxa" w:w="90"/>
+              <w:bottom w:type="dxa" w:w="60"/>
+              <w:right w:type="dxa" w:w="90"/>
+            </w:tcMar>
+            <w:vAlign w:val="center"/>
+          </w:tcPr>
+          <w:p>
+            <w:pPr>
+              <w:spacing w:after="20" w:before="20"/>
+              <w:jc w:val="left"/>
+            </w:pPr>
+            <w:r>
+              <w:rPr>
+                <w:rFonts w:ascii="맑은 고딕" w:cs="맑은 고딕" w:eastAsia="맑은 고딕" w:hAnsi="맑은 고딕"/>
+                <w:b w:val="false"/>
+                <w:bCs w:val="false"/>
+                <w:color w:val="000000"/>
+                <w:sz w:val="18"/>
+                <w:szCs w:val="18"/>
+              </w:rPr>
+              <w:t xml:space="preserve">아산 이노베이션 스퀘어</w:t>
+            </w:r>
+          </w:p>
+        </w:tc>
+        <w:tc>
+          <w:tcPr>
+            <w:tcW w:type="dxa" w:w="1541"/>
+            <w:tcMar>
+              <w:top w:type="dxa" w:w="60"/>
+              <w:left w:type="dxa" w:w="90"/>
+              <w:bottom w:type="dxa" w:w="60"/>
+              <w:right w:type="dxa" w:w="90"/>
+            </w:tcMar>
+            <w:vAlign w:val="center"/>
+          </w:tcPr>
+          <w:p>
+            <w:pPr>
+              <w:spacing w:after="20" w:before="20"/>
+              <w:jc w:val="center"/>
+            </w:pPr>
+            <w:r>
+              <w:rPr>
+                <w:rFonts w:ascii="맑은 고딕" w:cs="맑은 고딕" w:eastAsia="맑은 고딕" w:hAnsi="맑은 고딕"/>
+                <w:b w:val="false"/>
+                <w:bCs w:val="false"/>
+                <w:color w:val="000000"/>
+                <w:sz w:val="18"/>
+                <w:szCs w:val="18"/>
+              </w:rPr>
+              <w:t xml:space="preserve">AS-2026-0072</w:t>
+            </w:r>
+          </w:p>
+        </w:tc>
+      </w:tr>
+      <w:tr>
+        <w:tc>
+          <w:tcPr>
+            <w:tcW w:type="dxa" w:w="675"/>
+            <w:tcMar>
+              <w:top w:type="dxa" w:w="60"/>
+              <w:left w:type="dxa" w:w="90"/>
+              <w:bottom w:type="dxa" w:w="60"/>
+              <w:right w:type="dxa" w:w="90"/>
+            </w:tcMar>
+            <w:vAlign w:val="center"/>
+          </w:tcPr>
+          <w:p>
+            <w:pPr>
+              <w:spacing w:after="20" w:before="20"/>
+              <w:jc w:val="center"/>
+            </w:pPr>
+            <w:r>
+              <w:rPr>
+                <w:rFonts w:ascii="맑은 고딕" w:cs="맑은 고딕" w:eastAsia="맑은 고딕" w:hAnsi="맑은 고딕"/>
+                <w:b w:val="false"/>
+                <w:bCs w:val="false"/>
+                <w:color w:val="000000"/>
+                <w:sz w:val="18"/>
+                <w:szCs w:val="18"/>
+              </w:rPr>
+              <w:t xml:space="preserve">19</w:t>
+            </w:r>
+          </w:p>
+        </w:tc>
+        <w:tc>
+          <w:tcPr>
+            <w:tcW w:type="dxa" w:w="2892"/>
+            <w:tcMar>
+              <w:top w:type="dxa" w:w="60"/>
+              <w:left w:type="dxa" w:w="90"/>
+              <w:bottom w:type="dxa" w:w="60"/>
+              <w:right w:type="dxa" w:w="90"/>
+            </w:tcMar>
+            <w:vAlign w:val="center"/>
+          </w:tcPr>
+          <w:p>
+            <w:pPr>
+              <w:spacing w:after="20" w:before="20"/>
+              <w:jc w:val="left"/>
+            </w:pPr>
+            <w:r>
+              <w:rPr>
+                <w:rFonts w:ascii="맑은 고딕" w:cs="맑은 고딕" w:eastAsia="맑은 고딕" w:hAnsi="맑은 고딕"/>
+                <w:b w:val="false"/>
+                <w:bCs w:val="false"/>
+                <w:color w:val="000000"/>
+                <w:sz w:val="18"/>
+                <w:szCs w:val="18"/>
+              </w:rPr>
+              <w:t xml:space="preserve">VDI 가상화 2차인증</w:t>
+            </w:r>
+          </w:p>
+        </w:tc>
+        <w:tc>
+          <w:tcPr>
+            <w:tcW w:type="dxa" w:w="1928"/>
+            <w:tcMar>
+              <w:top w:type="dxa" w:w="60"/>
+              <w:left w:type="dxa" w:w="90"/>
+              <w:bottom w:type="dxa" w:w="60"/>
+              <w:right w:type="dxa" w:w="90"/>
+            </w:tcMar>
+            <w:vAlign w:val="center"/>
+          </w:tcPr>
+          <w:p>
+            <w:pPr>
+              <w:spacing w:after="20" w:before="20"/>
+              <w:jc w:val="left"/>
+            </w:pPr>
+            <w:r>
+              <w:rPr>
+                <w:rFonts w:ascii="맑은 고딕" w:cs="맑은 고딕" w:eastAsia="맑은 고딕" w:hAnsi="맑은 고딕"/>
+                <w:b w:val="false"/>
+                <w:bCs w:val="false"/>
+                <w:color w:val="000000"/>
+                <w:sz w:val="18"/>
+                <w:szCs w:val="18"/>
+              </w:rPr>
+              <w:t xml:space="preserve">V-FRONT v7.0 E50 / 1</w:t>
+            </w:r>
+          </w:p>
+        </w:tc>
+        <w:tc>
+          <w:tcPr>
+            <w:tcW w:type="dxa" w:w="2603"/>
+            <w:tcMar>
+              <w:top w:type="dxa" w:w="60"/>
+              <w:left w:type="dxa" w:w="90"/>
+              <w:bottom w:type="dxa" w:w="60"/>
+              <w:right w:type="dxa" w:w="90"/>
+            </w:tcMar>
+            <w:vAlign w:val="center"/>
+          </w:tcPr>
+          <w:p>
+            <w:pPr>
+              <w:spacing w:after="20" w:before="20"/>
+              <w:jc w:val="left"/>
+            </w:pPr>
+            <w:r>
+              <w:rPr>
+                <w:rFonts w:ascii="맑은 고딕" w:cs="맑은 고딕" w:eastAsia="맑은 고딕" w:hAnsi="맑은 고딕"/>
+                <w:b w:val="false"/>
+                <w:bCs w:val="false"/>
+                <w:color w:val="000000"/>
+                <w:sz w:val="18"/>
+                <w:szCs w:val="18"/>
+              </w:rPr>
+              <w:t xml:space="preserve">아산 이노베이션 스퀘어</w:t>
+            </w:r>
+          </w:p>
+        </w:tc>
+        <w:tc>
+          <w:tcPr>
+            <w:tcW w:type="dxa" w:w="1541"/>
+            <w:tcMar>
+              <w:top w:type="dxa" w:w="60"/>
+              <w:left w:type="dxa" w:w="90"/>
+              <w:bottom w:type="dxa" w:w="60"/>
+              <w:right w:type="dxa" w:w="90"/>
+            </w:tcMar>
+            <w:vAlign w:val="center"/>
+          </w:tcPr>
+          <w:p>
+            <w:pPr>
+              <w:spacing w:after="20" w:before="20"/>
+              <w:jc w:val="center"/>
+            </w:pPr>
+            <w:r>
+              <w:rPr>
+                <w:rFonts w:ascii="맑은 고딕" w:cs="맑은 고딕" w:eastAsia="맑은 고딕" w:hAnsi="맑은 고딕"/>
+                <w:b w:val="false"/>
+                <w:bCs w:val="false"/>
+                <w:color w:val="000000"/>
+                <w:sz w:val="18"/>
+                <w:szCs w:val="18"/>
+              </w:rPr>
+              <w:t xml:space="preserve">AS-2026-0079</w:t>
+            </w:r>
+          </w:p>
+        </w:tc>
+      </w:tr>
+      <w:tr>
+        <w:tc>
+          <w:tcPr>
+            <w:tcW w:type="dxa" w:w="675"/>
+            <w:tcMar>
+              <w:top w:type="dxa" w:w="60"/>
+              <w:left w:type="dxa" w:w="90"/>
+              <w:bottom w:type="dxa" w:w="60"/>
+              <w:right w:type="dxa" w:w="90"/>
+            </w:tcMar>
+            <w:vAlign w:val="center"/>
+          </w:tcPr>
+          <w:p>
+            <w:pPr>
+              <w:spacing w:after="20" w:before="20"/>
+              <w:jc w:val="center"/>
+            </w:pPr>
+            <w:r>
+              <w:rPr>
+                <w:rFonts w:ascii="맑은 고딕" w:cs="맑은 고딕" w:eastAsia="맑은 고딕" w:hAnsi="맑은 고딕"/>
+                <w:b w:val="false"/>
+                <w:bCs w:val="false"/>
+                <w:color w:val="000000"/>
+                <w:sz w:val="18"/>
+                <w:szCs w:val="18"/>
+              </w:rPr>
+              <w:t xml:space="preserve">20</w:t>
+            </w:r>
+          </w:p>
+        </w:tc>
+        <w:tc>
+          <w:tcPr>
+            <w:tcW w:type="dxa" w:w="2892"/>
+            <w:tcMar>
+              <w:top w:type="dxa" w:w="60"/>
+              <w:left w:type="dxa" w:w="90"/>
+              <w:bottom w:type="dxa" w:w="60"/>
+              <w:right w:type="dxa" w:w="90"/>
+            </w:tcMar>
+            <w:vAlign w:val="center"/>
+          </w:tcPr>
+          <w:p>
+            <w:pPr>
+              <w:spacing w:after="20" w:before="20"/>
+              <w:jc w:val="left"/>
+            </w:pPr>
+            <w:r>
+              <w:rPr>
+                <w:rFonts w:ascii="맑은 고딕" w:cs="맑은 고딕" w:eastAsia="맑은 고딕" w:hAnsi="맑은 고딕"/>
+                <w:b w:val="false"/>
+                <w:bCs w:val="false"/>
+                <w:color w:val="000000"/>
+                <w:sz w:val="18"/>
+                <w:szCs w:val="18"/>
+              </w:rPr>
+              <w:t xml:space="preserve">서버백신</w:t>
+            </w:r>
+          </w:p>
+        </w:tc>
+        <w:tc>
+          <w:tcPr>
+            <w:tcW w:type="dxa" w:w="1928"/>
+            <w:tcMar>
+              <w:top w:type="dxa" w:w="60"/>
+              <w:left w:type="dxa" w:w="90"/>
+              <w:bottom w:type="dxa" w:w="60"/>
+              <w:right w:type="dxa" w:w="90"/>
+            </w:tcMar>
+            <w:vAlign w:val="center"/>
+          </w:tcPr>
+          <w:p>
+            <w:pPr>
+              <w:spacing w:after="20" w:before="20"/>
+              <w:jc w:val="left"/>
+            </w:pPr>
+            <w:r>
+              <w:rPr>
+                <w:rFonts w:ascii="맑은 고딕" w:cs="맑은 고딕" w:eastAsia="맑은 고딕" w:hAnsi="맑은 고딕"/>
+                <w:b w:val="false"/>
+                <w:bCs w:val="false"/>
+                <w:color w:val="000000"/>
+                <w:sz w:val="18"/>
+                <w:szCs w:val="18"/>
+              </w:rPr>
+              <w:t xml:space="preserve">ViRobot Security Server V1.0 / 1</w:t>
+            </w:r>
+          </w:p>
+        </w:tc>
+        <w:tc>
+          <w:tcPr>
+            <w:tcW w:type="dxa" w:w="2603"/>
+            <w:tcMar>
+              <w:top w:type="dxa" w:w="60"/>
+              <w:left w:type="dxa" w:w="90"/>
+              <w:bottom w:type="dxa" w:w="60"/>
+              <w:right w:type="dxa" w:w="90"/>
+            </w:tcMar>
+            <w:vAlign w:val="center"/>
+          </w:tcPr>
+          <w:p>
+            <w:pPr>
+              <w:spacing w:after="20" w:before="20"/>
+              <w:jc w:val="left"/>
+            </w:pPr>
+            <w:r>
+              <w:rPr>
+                <w:rFonts w:ascii="맑은 고딕" w:cs="맑은 고딕" w:eastAsia="맑은 고딕" w:hAnsi="맑은 고딕"/>
+                <w:b w:val="false"/>
+                <w:bCs w:val="false"/>
+                <w:color w:val="000000"/>
+                <w:sz w:val="18"/>
+                <w:szCs w:val="18"/>
+              </w:rPr>
+              <w:t xml:space="preserve">아산 이노베이션 스퀘어</w:t>
+            </w:r>
+          </w:p>
+        </w:tc>
+        <w:tc>
+          <w:tcPr>
+            <w:tcW w:type="dxa" w:w="1541"/>
+            <w:tcMar>
+              <w:top w:type="dxa" w:w="60"/>
+              <w:left w:type="dxa" w:w="90"/>
+              <w:bottom w:type="dxa" w:w="60"/>
+              <w:right w:type="dxa" w:w="90"/>
+            </w:tcMar>
+            <w:vAlign w:val="center"/>
+          </w:tcPr>
+          <w:p>
+            <w:pPr>
+              <w:spacing w:after="20" w:before="20"/>
+              <w:jc w:val="center"/>
+            </w:pPr>
+            <w:r>
+              <w:rPr>
+                <w:rFonts w:ascii="맑은 고딕" w:cs="맑은 고딕" w:eastAsia="맑은 고딕" w:hAnsi="맑은 고딕"/>
+                <w:b w:val="false"/>
+                <w:bCs w:val="false"/>
+                <w:color w:val="000000"/>
+                <w:sz w:val="18"/>
+                <w:szCs w:val="18"/>
+              </w:rPr>
+              <w:t xml:space="preserve">AS-2026-0083</w:t>
             </w:r>
           </w:p>
         </w:tc>
       </w:tr>
     </w:tbl>
+    <w:p>
+      <w:pPr>
+        <w:spacing w:after="40" w:before="60" w:line="300"/>
+        <w:jc w:val="left"/>
+      </w:pPr>
+      <w:r>
+        <w:rPr>
+          <w:rFonts w:ascii="맑은 고딕" w:cs="맑은 고딕" w:eastAsia="맑은 고딕" w:hAnsi="맑은 고딕"/>
+          <w:b w:val="false"/>
+          <w:bCs w:val="false"/>
+          <w:color w:val="2E5496"/>
+          <w:sz w:val="16"/>
+          <w:szCs w:val="16"/>
+        </w:rPr>
+        <w:t xml:space="preserve">※ SP-AI 인계 자산 20건 · 취득가액 1,413,884,500원</w:t>
+      </w:r>
+    </w:p>
     <w:p>
       <w:pPr>
         <w:pBdr>
@@ -3094,7 +5316,7 @@
           <w:sz w:val="21"/>
           <w:szCs w:val="21"/>
         </w:rPr>
-        <w:t xml:space="preserve">2026.09.04</w:t>
+        <w:t xml:space="preserve">2026.09.06</w:t>
       </w:r>
     </w:p>
     <w:tbl>

--- a/output/인계인수서_CP-2026-0009.docx
+++ b/output/인계인수서_CP-2026-0009.docx
@@ -5316,7 +5316,7 @@
           <w:sz w:val="21"/>
           <w:szCs w:val="21"/>
         </w:rPr>
-        <w:t xml:space="preserve">2026.09.06</w:t>
+        <w:t xml:space="preserve">2026.09.07</w:t>
       </w:r>
     </w:p>
     <w:tbl>

--- a/output/인계인수서_CP-2026-0009.docx
+++ b/output/인계인수서_CP-2026-0009.docx
@@ -396,7 +396,7 @@
                 <w:sz w:val="18"/>
                 <w:szCs w:val="18"/>
               </w:rPr>
-              <w:t xml:space="preserve"/>
+              <w:t xml:space="preserve">3,865,781,379원 (집행액 기준)</w:t>
             </w:r>
           </w:p>
         </w:tc>
@@ -518,7 +518,7 @@
                 <w:sz w:val="18"/>
                 <w:szCs w:val="18"/>
               </w:rPr>
-              <w:t xml:space="preserve">        .     .     .</w:t>
+              <w:t xml:space="preserve">2026-11-30</w:t>
             </w:r>
           </w:p>
         </w:tc>
